--- a/docs/lista_louvores/Textos_Louvores/DEUS É SOBERANO.docx
+++ b/docs/lista_louvores/Textos_Louvores/DEUS É SOBERANO.docx
@@ -1,146 +1,272 @@
 
 <file path=word/document.xml><?xml version="1.0" encoding="utf-8"?>
-<w:document xmlns:wpc="http://schemas.microsoft.com/office/word/2010/wordprocessingCanvas" xmlns:cx="http://schemas.microsoft.com/office/drawing/2014/chartex" xmlns:cx1="http://schemas.microsoft.com/office/drawing/2015/9/8/chartex" xmlns:cx2="http://schemas.microsoft.com/office/drawing/2015/10/21/chartex" xmlns:cx3="http://schemas.microsoft.com/office/drawing/2016/5/9/chartex" xmlns:cx4="http://schemas.microsoft.com/office/drawing/2016/5/10/chartex" xmlns:cx5="http://schemas.microsoft.com/office/drawing/2016/5/11/chartex" xmlns:cx6="http://schemas.microsoft.com/office/drawing/2016/5/12/chartex" xmlns:cx7="http://schemas.microsoft.com/office/drawing/2016/5/13/chartex" xmlns:cx8="http://schemas.microsoft.com/office/drawing/2016/5/14/chartex" xmlns:mc="http://schemas.openxmlformats.org/markup-compatibility/2006" xmlns:aink="http://schemas.microsoft.com/office/drawing/2016/ink" xmlns:am3d="http://schemas.microsoft.com/office/drawing/2017/model3d" xmlns:o="urn:schemas-microsoft-com:office:office" xmlns:r="http://schemas.openxmlformats.org/officeDocument/2006/relationships" xmlns:m="http://schemas.openxmlformats.org/officeDocument/2006/math" xmlns:v="urn:schemas-microsoft-com:vml" xmlns:wp14="http://schemas.microsoft.com/office/word/2010/wordprocessingDrawing" xmlns:wp="http://schemas.openxmlformats.org/drawingml/2006/wordprocessingDrawing" xmlns:w10="urn:schemas-microsoft-com:office:word" xmlns:w="http://schemas.openxmlformats.org/wordprocessingml/2006/main" xmlns:w14="http://schemas.microsoft.com/office/word/2010/wordml" xmlns:w15="http://schemas.microsoft.com/office/word/2012/wordml" xmlns:w16cid="http://schemas.microsoft.com/office/word/2016/wordml/cid" xmlns:w16se="http://schemas.microsoft.com/office/word/2015/wordml/symex" xmlns:wpg="http://schemas.microsoft.com/office/word/2010/wordprocessingGroup" xmlns:wpi="http://schemas.microsoft.com/office/word/2010/wordprocessingInk" xmlns:wne="http://schemas.microsoft.com/office/word/2006/wordml" xmlns:wps="http://schemas.microsoft.com/office/word/2010/wordprocessingShape" mc:Ignorable="w14 w15 w16se w16cid wp14">
+<w:document xmlns:wpc="http://schemas.microsoft.com/office/word/2010/wordprocessingCanvas" xmlns:cx="http://schemas.microsoft.com/office/drawing/2014/chartex" xmlns:cx1="http://schemas.microsoft.com/office/drawing/2015/9/8/chartex" xmlns:cx2="http://schemas.microsoft.com/office/drawing/2015/10/21/chartex" xmlns:cx3="http://schemas.microsoft.com/office/drawing/2016/5/9/chartex" xmlns:cx4="http://schemas.microsoft.com/office/drawing/2016/5/10/chartex" xmlns:cx5="http://schemas.microsoft.com/office/drawing/2016/5/11/chartex" xmlns:cx6="http://schemas.microsoft.com/office/drawing/2016/5/12/chartex" xmlns:cx7="http://schemas.microsoft.com/office/drawing/2016/5/13/chartex" xmlns:cx8="http://schemas.microsoft.com/office/drawing/2016/5/14/chartex" xmlns:mc="http://schemas.openxmlformats.org/markup-compatibility/2006" xmlns:aink="http://schemas.microsoft.com/office/drawing/2016/ink" xmlns:am3d="http://schemas.microsoft.com/office/drawing/2017/model3d" xmlns:o="urn:schemas-microsoft-com:office:office" xmlns:oel="http://schemas.microsoft.com/office/2019/extlst" xmlns:r="http://schemas.openxmlformats.org/officeDocument/2006/relationships" xmlns:m="http://schemas.openxmlformats.org/officeDocument/2006/math" xmlns:v="urn:schemas-microsoft-com:vml" xmlns:wp14="http://schemas.microsoft.com/office/word/2010/wordprocessingDrawing" xmlns:wp="http://schemas.openxmlformats.org/drawingml/2006/wordprocessingDrawing" xmlns:w10="urn:schemas-microsoft-com:office:word" xmlns:w="http://schemas.openxmlformats.org/wordprocessingml/2006/main" xmlns:w14="http://schemas.microsoft.com/office/word/2010/wordml" xmlns:w15="http://schemas.microsoft.com/office/word/2012/wordml" xmlns:w16cex="http://schemas.microsoft.com/office/word/2018/wordml/cex" xmlns:w16cid="http://schemas.microsoft.com/office/word/2016/wordml/cid" xmlns:w16="http://schemas.microsoft.com/office/word/2018/wordml" xmlns:w16du="http://schemas.microsoft.com/office/word/2023/wordml/word16du" xmlns:w16sdtdh="http://schemas.microsoft.com/office/word/2020/wordml/sdtdatahash" xmlns:w16sdtfl="http://schemas.microsoft.com/office/word/2024/wordml/sdtformatlock" xmlns:w16se="http://schemas.microsoft.com/office/word/2015/wordml/symex" xmlns:wpg="http://schemas.microsoft.com/office/word/2010/wordprocessingGroup" xmlns:wpi="http://schemas.microsoft.com/office/word/2010/wordprocessingInk" xmlns:wne="http://schemas.microsoft.com/office/word/2006/wordml" xmlns:wps="http://schemas.microsoft.com/office/word/2010/wordprocessingShape" mc:Ignorable="w14 w15 w16se w16cid w16 w16cex w16sdtdh w16sdtfl w16du wp14">
   <w:body>
     <w:p>
       <w:pPr>
-        <w:pStyle w:val="SemEspaamento"/>
+        <w:pStyle w:val="Ttulo1"/>
       </w:pPr>
       <w:r>
         <w:t>DEUS É SOBERANO</w:t>
       </w:r>
       <w:r>
         <w:t xml:space="preserve"> </w:t>
-      </w:r>
-    </w:p>
-    <w:p>
-      <w:r>
-        <w:t>Nosso Deus é soberano</w:t>
-      </w:r>
-      <w:r>
-        <w:br/>
-        <w:t>Ele reina antes da fundação do mundo</w:t>
-      </w:r>
-      <w:r>
-        <w:t xml:space="preserve"> </w:t>
-      </w:r>
-      <w:r>
-        <w:rPr>
-          <w:bCs/>
-        </w:rPr>
-        <w:t>(2X)</w:t>
-      </w:r>
-    </w:p>
-    <w:p>
-      <w:r>
-        <w:t xml:space="preserve">A terra era sem forma e vazia </w:t>
-      </w:r>
-      <w:r>
-        <w:br/>
-        <w:t xml:space="preserve">e o Espírito do nosso Deus </w:t>
-      </w:r>
-      <w:r>
-        <w:br/>
-        <w:t>se movia sobre a face das águas</w:t>
-      </w:r>
-    </w:p>
-    <w:p>
-      <w:r>
-        <w:t>Foi Ele quem criou</w:t>
-      </w:r>
-      <w:r>
-        <w:t xml:space="preserve"> </w:t>
-      </w:r>
-      <w:r>
-        <w:t xml:space="preserve">o céu dos céus, </w:t>
-      </w:r>
-      <w:r>
-        <w:br/>
-      </w:r>
-      <w:r>
-        <w:t>F</w:t>
-      </w:r>
-      <w:r>
-        <w:t>ez a separação das águas</w:t>
-      </w:r>
-      <w:r>
-        <w:t xml:space="preserve"> </w:t>
-      </w:r>
-      <w:r>
-        <w:t>da terra seca</w:t>
       </w:r>
     </w:p>
     <w:p>
       <w:pPr>
-        <w:spacing w:after="0"/>
+        <w:rPr>
+          <w:rFonts w:ascii="Times New Roman" w:hAnsi="Times New Roman"/>
+        </w:rPr>
       </w:pPr>
       <w:r>
-        <w:t xml:space="preserve">Foi Ele quem criou os luminares, </w:t>
+        <w:rPr>
+          <w:rFonts w:ascii="Times New Roman" w:hAnsi="Times New Roman"/>
+        </w:rPr>
+        <w:t>Nosso Deus é soberano</w:t>
+      </w:r>
+      <w:r>
+        <w:rPr>
+          <w:rFonts w:ascii="Times New Roman" w:hAnsi="Times New Roman"/>
+        </w:rPr>
+        <w:br/>
+        <w:t>Ele reina antes da fundação do mundo</w:t>
+      </w:r>
+      <w:r>
+        <w:rPr>
+          <w:rFonts w:ascii="Times New Roman" w:hAnsi="Times New Roman"/>
+        </w:rPr>
+        <w:t xml:space="preserve"> </w:t>
+      </w:r>
+      <w:r>
+        <w:rPr>
+          <w:rFonts w:ascii="Times New Roman" w:hAnsi="Times New Roman"/>
+          <w:b/>
+          <w:bCs/>
+        </w:rPr>
+        <w:t>[</w:t>
+      </w:r>
+      <w:r>
+        <w:rPr>
+          <w:rFonts w:ascii="Times New Roman" w:hAnsi="Times New Roman"/>
+          <w:b/>
+          <w:bCs/>
+        </w:rPr>
+        <w:t>2</w:t>
+      </w:r>
+      <w:r>
+        <w:rPr>
+          <w:rFonts w:ascii="Times New Roman" w:hAnsi="Times New Roman"/>
+          <w:b/>
+          <w:bCs/>
+        </w:rPr>
+        <w:t xml:space="preserve"> </w:t>
+      </w:r>
+      <w:r>
+        <w:rPr>
+          <w:rFonts w:ascii="Times New Roman" w:hAnsi="Times New Roman"/>
+          <w:b/>
+          <w:bCs/>
+        </w:rPr>
+        <w:t>X</w:t>
+      </w:r>
+      <w:r>
+        <w:rPr>
+          <w:rFonts w:ascii="Times New Roman" w:hAnsi="Times New Roman"/>
+          <w:b/>
+          <w:bCs/>
+        </w:rPr>
+        <w:t>]</w:t>
       </w:r>
     </w:p>
     <w:p>
       <w:pPr>
-        <w:spacing w:after="0"/>
+        <w:rPr>
+          <w:rFonts w:ascii="Times New Roman" w:hAnsi="Times New Roman"/>
+        </w:rPr>
       </w:pPr>
       <w:r>
-        <w:t>C</w:t>
-      </w:r>
-      <w:r>
-        <w:t>riou a natureza, formou o homem</w:t>
+        <w:rPr>
+          <w:rFonts w:ascii="Times New Roman" w:hAnsi="Times New Roman"/>
+        </w:rPr>
+        <w:t xml:space="preserve">A terra era sem forma e vazia </w:t>
+      </w:r>
+      <w:r>
+        <w:rPr>
+          <w:rFonts w:ascii="Times New Roman" w:hAnsi="Times New Roman"/>
+        </w:rPr>
+        <w:br/>
+        <w:t xml:space="preserve">e o Espírito do nosso Deus </w:t>
+      </w:r>
+      <w:r>
+        <w:rPr>
+          <w:rFonts w:ascii="Times New Roman" w:hAnsi="Times New Roman"/>
+        </w:rPr>
+        <w:br/>
+        <w:t>se movia sobre a face das águas</w:t>
       </w:r>
     </w:p>
     <w:p>
       <w:pPr>
-        <w:spacing w:before="120"/>
+        <w:rPr>
+          <w:rFonts w:ascii="Times New Roman" w:hAnsi="Times New Roman"/>
+        </w:rPr>
       </w:pPr>
       <w:r>
-        <w:t>Glória a Deus</w:t>
-      </w:r>
-      <w:r>
+        <w:rPr>
+          <w:rFonts w:ascii="Times New Roman" w:hAnsi="Times New Roman"/>
+        </w:rPr>
+        <w:t>Foi Ele quem criou</w:t>
+      </w:r>
+      <w:r>
+        <w:rPr>
+          <w:rFonts w:ascii="Times New Roman" w:hAnsi="Times New Roman"/>
+        </w:rPr>
         <w:t xml:space="preserve"> </w:t>
       </w:r>
       <w:r>
-        <w:t>por Suas maravilhas,</w:t>
-      </w:r>
-      <w:r>
+        <w:rPr>
+          <w:rFonts w:ascii="Times New Roman" w:hAnsi="Times New Roman"/>
+        </w:rPr>
+        <w:t xml:space="preserve">o céu dos céus, </w:t>
+      </w:r>
+      <w:r>
+        <w:rPr>
+          <w:rFonts w:ascii="Times New Roman" w:hAnsi="Times New Roman"/>
+        </w:rPr>
         <w:br/>
-        <w:t>pela Sua grandeza,</w:t>
-      </w:r>
-      <w:r>
+      </w:r>
+      <w:r>
+        <w:rPr>
+          <w:rFonts w:ascii="Times New Roman" w:hAnsi="Times New Roman"/>
+        </w:rPr>
+        <w:t>F</w:t>
+      </w:r>
+      <w:r>
+        <w:rPr>
+          <w:rFonts w:ascii="Times New Roman" w:hAnsi="Times New Roman"/>
+        </w:rPr>
+        <w:t>ez a separação das águas</w:t>
+      </w:r>
+      <w:r>
+        <w:rPr>
+          <w:rFonts w:ascii="Times New Roman" w:hAnsi="Times New Roman"/>
+        </w:rPr>
         <w:t xml:space="preserve"> </w:t>
       </w:r>
       <w:r>
-        <w:t>glória a Deus!</w:t>
-      </w:r>
-      <w:r>
-        <w:t xml:space="preserve"> </w:t>
-      </w:r>
-      <w:r>
-        <w:rPr>
-          <w:bCs/>
-        </w:rPr>
-        <w:t>(2X)</w:t>
+        <w:rPr>
+          <w:rFonts w:ascii="Times New Roman" w:hAnsi="Times New Roman"/>
+        </w:rPr>
+        <w:t>da terra seca</w:t>
       </w:r>
     </w:p>
     <w:p>
       <w:pPr>
         <w:rPr>
-          <w:bCs/>
+          <w:rFonts w:ascii="Times New Roman" w:hAnsi="Times New Roman"/>
         </w:rPr>
       </w:pPr>
       <w:r>
         <w:rPr>
-          <w:bCs/>
-        </w:rPr>
-        <w:t>[REPETE TODA]</w:t>
+          <w:rFonts w:ascii="Times New Roman" w:hAnsi="Times New Roman"/>
+        </w:rPr>
+        <w:t xml:space="preserve">Foi Ele quem criou os luminares, </w:t>
+      </w:r>
+      <w:r>
+        <w:rPr>
+          <w:rFonts w:ascii="Times New Roman" w:hAnsi="Times New Roman"/>
+        </w:rPr>
+        <w:br/>
+      </w:r>
+      <w:r>
+        <w:rPr>
+          <w:rFonts w:ascii="Times New Roman" w:hAnsi="Times New Roman"/>
+        </w:rPr>
+        <w:t>C</w:t>
+      </w:r>
+      <w:r>
+        <w:rPr>
+          <w:rFonts w:ascii="Times New Roman" w:hAnsi="Times New Roman"/>
+        </w:rPr>
+        <w:t>riou a natureza, formou o homem</w:t>
       </w:r>
     </w:p>
     <w:p>
-      <w:r>
+      <w:pPr>
+        <w:rPr>
+          <w:rFonts w:ascii="Times New Roman" w:hAnsi="Times New Roman"/>
+        </w:rPr>
+      </w:pPr>
+      <w:r>
+        <w:rPr>
+          <w:rFonts w:ascii="Times New Roman" w:hAnsi="Times New Roman"/>
+        </w:rPr>
+        <w:t>Glória a Deus por Suas maravilhas,</w:t>
+      </w:r>
+      <w:r>
+        <w:rPr>
+          <w:rFonts w:ascii="Times New Roman" w:hAnsi="Times New Roman"/>
+        </w:rPr>
+        <w:br/>
+        <w:t>pela Sua grandeza, glória a Deus!</w:t>
+      </w:r>
+      <w:r>
+        <w:rPr>
+          <w:rFonts w:ascii="Times New Roman" w:hAnsi="Times New Roman"/>
+        </w:rPr>
+        <w:t xml:space="preserve"> </w:t>
+      </w:r>
+      <w:r>
+        <w:rPr>
+          <w:rFonts w:ascii="Times New Roman" w:hAnsi="Times New Roman"/>
+          <w:b/>
+          <w:bCs/>
+        </w:rPr>
+        <w:t>[2 X]</w:t>
+      </w:r>
+    </w:p>
+    <w:p>
+      <w:pPr>
+        <w:rPr>
+          <w:rFonts w:ascii="Times New Roman" w:hAnsi="Times New Roman"/>
+          <w:b/>
+        </w:rPr>
+      </w:pPr>
+      <w:r>
+        <w:rPr>
+          <w:rFonts w:ascii="Times New Roman" w:hAnsi="Times New Roman"/>
+          <w:b/>
+        </w:rPr>
+        <w:t xml:space="preserve">[REPETE </w:t>
+      </w:r>
+      <w:r>
+        <w:rPr>
+          <w:rFonts w:ascii="Times New Roman" w:hAnsi="Times New Roman"/>
+          <w:b/>
+        </w:rPr>
+        <w:t>ACIMA</w:t>
+      </w:r>
+      <w:r>
+        <w:rPr>
+          <w:rFonts w:ascii="Times New Roman" w:hAnsi="Times New Roman"/>
+          <w:b/>
+        </w:rPr>
+        <w:t>]</w:t>
+      </w:r>
+    </w:p>
+    <w:p>
+      <w:pPr>
+        <w:rPr>
+          <w:rFonts w:ascii="Times New Roman" w:hAnsi="Times New Roman"/>
+        </w:rPr>
+      </w:pPr>
+      <w:r>
+        <w:rPr>
+          <w:rFonts w:ascii="Times New Roman" w:hAnsi="Times New Roman"/>
+        </w:rPr>
         <w:t>Glória a Deus!</w:t>
       </w:r>
-      <w:bookmarkStart w:id="0" w:name="_GoBack"/>
-      <w:bookmarkEnd w:id="0"/>
     </w:p>
     <w:sectPr>
       <w:pgSz w:w="11906" w:h="16838"/>
@@ -153,7 +279,7 @@
 </file>
 
 <file path=word/styles.xml><?xml version="1.0" encoding="utf-8"?>
-<w:styles xmlns:mc="http://schemas.openxmlformats.org/markup-compatibility/2006" xmlns:r="http://schemas.openxmlformats.org/officeDocument/2006/relationships" xmlns:w="http://schemas.openxmlformats.org/wordprocessingml/2006/main" xmlns:w14="http://schemas.microsoft.com/office/word/2010/wordml" xmlns:w15="http://schemas.microsoft.com/office/word/2012/wordml" xmlns:w16cid="http://schemas.microsoft.com/office/word/2016/wordml/cid" xmlns:w16se="http://schemas.microsoft.com/office/word/2015/wordml/symex" mc:Ignorable="w14 w15 w16se w16cid">
+<w:styles xmlns:mc="http://schemas.openxmlformats.org/markup-compatibility/2006" xmlns:r="http://schemas.openxmlformats.org/officeDocument/2006/relationships" xmlns:w="http://schemas.openxmlformats.org/wordprocessingml/2006/main" xmlns:w14="http://schemas.microsoft.com/office/word/2010/wordml" xmlns:w15="http://schemas.microsoft.com/office/word/2012/wordml" xmlns:w16cex="http://schemas.microsoft.com/office/word/2018/wordml/cex" xmlns:w16cid="http://schemas.microsoft.com/office/word/2016/wordml/cid" xmlns:w16="http://schemas.microsoft.com/office/word/2018/wordml" xmlns:w16du="http://schemas.microsoft.com/office/word/2023/wordml/word16du" xmlns:w16sdtdh="http://schemas.microsoft.com/office/word/2020/wordml/sdtdatahash" xmlns:w16sdtfl="http://schemas.microsoft.com/office/word/2024/wordml/sdtformatlock" xmlns:w16se="http://schemas.microsoft.com/office/word/2015/wordml/symex" mc:Ignorable="w14 w15 w16se w16cid w16 w16cex w16sdtdh w16sdtfl w16du">
   <w:docDefaults>
     <w:rPrDefault>
       <w:rPr>
@@ -171,7 +297,7 @@
       </w:pPr>
     </w:pPrDefault>
   </w:docDefaults>
-  <w:latentStyles w:defLockedState="0" w:defUIPriority="99" w:defSemiHidden="0" w:defUnhideWhenUsed="0" w:defQFormat="0" w:count="375">
+  <w:latentStyles w:defLockedState="0" w:defUIPriority="99" w:defSemiHidden="0" w:defUnhideWhenUsed="0" w:defQFormat="0" w:count="376">
     <w:lsdException w:name="Normal" w:uiPriority="0" w:qFormat="1"/>
     <w:lsdException w:name="heading 1" w:uiPriority="9" w:qFormat="1"/>
     <w:lsdException w:name="heading 2" w:semiHidden="1" w:uiPriority="9" w:unhideWhenUsed="1" w:qFormat="1"/>
@@ -547,6 +673,7 @@
     <w:lsdException w:name="Smart Hyperlink" w:semiHidden="1" w:unhideWhenUsed="1"/>
     <w:lsdException w:name="Hashtag" w:semiHidden="1" w:unhideWhenUsed="1"/>
     <w:lsdException w:name="Unresolved Mention" w:semiHidden="1" w:unhideWhenUsed="1"/>
+    <w:lsdException w:name="Smart Link" w:semiHidden="1" w:unhideWhenUsed="1"/>
   </w:latentStyles>
   <w:style w:type="paragraph" w:default="1" w:styleId="Normal">
     <w:name w:val="Normal"/>
